--- a/flow/20230914_vu_template/drafts/2024-03-g/07-ЧТ-свщмчч. Херсонських.docx
+++ b/flow/20230914_vu_template/drafts/2024-03-g/07-ЧТ-свщмчч. Херсонських.docx
@@ -3338,33 +3338,23 @@
     </w:p>
     <w:p>
       <w:pPr>
-        <w:spacing w:after="120" w:lineRule="auto"/>
-        <w:jc w:val="both"/>
-        <w:rPr>
-          <w:rFonts w:ascii="Times New Roman" w:cs="Times New Roman" w:eastAsia="Times New Roman" w:hAnsi="Times New Roman"/>
-          <w:sz w:val="24"/>
-          <w:szCs w:val="24"/>
-        </w:rPr>
-      </w:pPr>
-      <w:r>
-        <w:rPr>
-          <w:rFonts w:ascii="Times New Roman" w:cs="Times New Roman" w:eastAsia="Times New Roman" w:hAnsi="Times New Roman"/>
-          <w:i w:val="1"/>
-          <w:color w:val="ff0000"/>
-          <w:sz w:val="24"/>
-          <w:szCs w:val="24"/>
-          <w:rtl w:val="0"/>
-        </w:rPr>
-        <w:t xml:space="preserve">(г. 1, подібний: Небесних хорів):</w:t>
-      </w:r>
-      <w:r>
-        <w:rPr>
-          <w:rFonts w:ascii="Times New Roman" w:cs="Times New Roman" w:eastAsia="Times New Roman" w:hAnsi="Times New Roman"/>
-          <w:sz w:val="24"/>
-          <w:szCs w:val="24"/>
-          <w:rtl w:val="0"/>
-        </w:rPr>
-        <w:t xml:space="preserve"> З прехвальним Кодратом* хай оспівається світло Кипріян великий,* два Діонісії й Анект достойно,* Крискент спільно і славний Павло вірно,* як страждальці Господні Боговінчані,* і молільники за нас найтепліші.</w:t>
+        <w:pStyle w:val="Normal"/>
+      </w:pPr>
+      <w:r>
+        <w:rPr>
+          <w:rFonts w:ascii="Times New Roman" w:hAnsi="Times New Roman"/>
+          <w:i/>
+          <w:color w:val="FF0000"/>
+          <w:sz w:val="24"/>
+        </w:rPr>
+        <w:t xml:space="preserve">(г. 4, подібний: Дав ти як знамено): </w:t>
+      </w:r>
+      <w:r>
+        <w:rPr>
+          <w:rFonts w:ascii="Times New Roman" w:hAnsi="Times New Roman"/>
+          <w:sz w:val="24"/>
+        </w:rPr>
+        <w:t>Мучениками нескореними,* й ієрархами всехвальними, і світильниками всесвітніми,* колонами непорушними Божественної Церкви,* і основою догматів,* і проводарями благочестивих,* і виполювачами омани стали ви, отці небесномудрі,* світловодці душ наших,* ангелів співбесідники,* Тройці поборники.</w:t>
       </w:r>
     </w:p>
     <w:p>
@@ -3442,22 +3432,14 @@
     </w:p>
     <w:p>
       <w:pPr>
-        <w:spacing w:after="120" w:lineRule="auto"/>
-        <w:jc w:val="both"/>
-        <w:rPr>
-          <w:rFonts w:ascii="Times New Roman" w:cs="Times New Roman" w:eastAsia="Times New Roman" w:hAnsi="Times New Roman"/>
-          <w:sz w:val="24"/>
-          <w:szCs w:val="24"/>
-        </w:rPr>
-      </w:pPr>
-      <w:r>
-        <w:rPr>
-          <w:rFonts w:ascii="Times New Roman" w:cs="Times New Roman" w:eastAsia="Times New Roman" w:hAnsi="Times New Roman"/>
-          <w:sz w:val="24"/>
-          <w:szCs w:val="24"/>
-          <w:rtl w:val="0"/>
-        </w:rPr>
-        <w:t xml:space="preserve">Священнозвитяжних і побідоносних мучеників* явився днесь другий хор,* зоресяйний собор Божественних страстотерпців,* тверде число, обране воїнство,* яким верховодить Кодрат,* явлений як благославний переможець.</w:t>
+        <w:pStyle w:val="Normal"/>
+      </w:pPr>
+      <w:r>
+        <w:rPr>
+          <w:rFonts w:ascii="Times New Roman" w:hAnsi="Times New Roman"/>
+          <w:sz w:val="24"/>
+        </w:rPr>
+        <w:t>Єфрем піснеславний,* і Василій богомудрий,* і Капітон величний,* божественний Агатодор* з Елпідієм, і Етерієм, і Євгенієм славнозвісним,* словами богонатхненними нехай як блаженні величаються;* бо преподобно поживши* і священно постраждавши,* вони Царства Небесного жителями явилися.</w:t>
       </w:r>
     </w:p>
     <w:p>
@@ -3505,22 +3487,14 @@
     </w:p>
     <w:p>
       <w:pPr>
-        <w:spacing w:after="120" w:lineRule="auto"/>
-        <w:jc w:val="both"/>
-        <w:rPr>
-          <w:rFonts w:ascii="Times New Roman" w:cs="Times New Roman" w:eastAsia="Times New Roman" w:hAnsi="Times New Roman"/>
-          <w:sz w:val="24"/>
-          <w:szCs w:val="24"/>
-        </w:rPr>
-      </w:pPr>
-      <w:r>
-        <w:rPr>
-          <w:rFonts w:ascii="Times New Roman" w:cs="Times New Roman" w:eastAsia="Times New Roman" w:hAnsi="Times New Roman"/>
-          <w:sz w:val="24"/>
-          <w:szCs w:val="24"/>
-          <w:rtl w:val="0"/>
-        </w:rPr>
-        <w:t xml:space="preserve">Многописані плетива риторських мудрувань* розтинаючим твоїм словом* ти розсіяв немов імлу, прехвальний Кодрате.* Ти й навчаєш вірно, і страждаєш терпеливо за Христа,* і в одному, і в другому стаючи окрасою,* і спільно зо страстотерпцями вінчаючись.</w:t>
+        <w:pStyle w:val="Normal"/>
+      </w:pPr>
+      <w:r>
+        <w:rPr>
+          <w:rFonts w:ascii="Times New Roman" w:hAnsi="Times New Roman"/>
+          <w:sz w:val="24"/>
+        </w:rPr>
+        <w:t>Умертвивши плотське мудрування подвигами,* Василій піснеславний мерця воскресив* призиванням божественним;* знову ж Капітон, святобливий пастир,* посеред полум’я стояв, радіючи,* і його бачили неопалимим.* Їх молитвами, Чоловіколюбче,* умилостивлення нам даруй* і велику Твою милість.</w:t>
       </w:r>
     </w:p>
     <w:p>
